--- a/paper/submission/Conformome_ORE_manuscript.docx
+++ b/paper/submission/Conformome_ORE_manuscript.docx
@@ -27,7 +27,7 @@
         <w:t xml:space="preserve"> </w:t>
       </w:r>
       <w:r>
-        <w:t xml:space="preserve">[to be filled: ORCID iD]</w:t>
+        <w:t xml:space="preserve">(https://orcid.org/0000-0003-2487-0636)</w:t>
       </w:r>
     </w:p>
     <w:p>
@@ -2926,7 +2926,7 @@
         <w:t xml:space="preserve">Zenodo: Conformome pilot release 0.1.0</w:t>
       </w:r>
       <w:r>
-        <w:t xml:space="preserve">. [to be filled: Zenodo DOI]</w:t>
+        <w:t xml:space="preserve">: conformational-state evidence records for proteins and nucleic acids. https://doi.org/10.5281/zenodo.23536810</w:t>
       </w:r>
     </w:p>
     <w:p>
@@ -3052,7 +3052,7 @@
         <w:pStyle w:val="BodyText"/>
       </w:pPr>
       <w:r>
-        <w:t xml:space="preserve">Data are available under the terms of the [to be filled: licence, e.g. Creative Commons Attribution 4.0 International license (CC-BY 4.0)].</w:t>
+        <w:t xml:space="preserve">Data are available under the terms of the Creative Commons Attribution 4.0 International license (CC-BY 4.0).</w:t>
       </w:r>
     </w:p>
     <w:p>
